--- a/TP1_ADO_AdryenWallace.docx
+++ b/TP1_ADO_AdryenWallace.docx
@@ -204,7 +204,7 @@
     </w:p>
     <w:p>
       <w:pPr>
-        <w:pStyle w:val="Titre1"/>
+        <w:pStyle w:val="Ttulo1"/>
       </w:pPr>
       <w:r>
         <w:t xml:space="preserve">TP#1 </w:t>
@@ -308,12 +308,75 @@
       <w:pPr>
         <w:spacing w:after="176"/>
         <w:ind w:left="3949"/>
+        <w:rPr>
+          <w:b/>
+        </w:rPr>
       </w:pPr>
       <w:r>
         <w:rPr>
           <w:b/>
         </w:rPr>
         <w:t>Wallace Coura</w:t>
+      </w:r>
+    </w:p>
+    <w:p>
+      <w:pPr>
+        <w:spacing w:after="176"/>
+      </w:pPr>
+      <w:r>
+        <w:t>Dépôt GitHub</w:t>
+      </w:r>
+      <w:r>
+        <w:t xml:space="preserve">: </w:t>
+      </w:r>
+      <w:hyperlink r:id="rId8" w:history="1">
+        <w:proofErr w:type="spellStart"/>
+        <w:r>
+          <w:rPr>
+            <w:rStyle w:val="Hyperlink"/>
+          </w:rPr>
+          <w:t>WCoura</w:t>
+        </w:r>
+        <w:proofErr w:type="spellEnd"/>
+        <w:r>
+          <w:rPr>
+            <w:rStyle w:val="Hyperlink"/>
+          </w:rPr>
+          <w:t>/TP1-A</w:t>
+        </w:r>
+        <w:r>
+          <w:rPr>
+            <w:rStyle w:val="Hyperlink"/>
+          </w:rPr>
+          <w:t>D</w:t>
+        </w:r>
+        <w:r>
+          <w:rPr>
+            <w:rStyle w:val="Hyperlink"/>
+          </w:rPr>
+          <w:t>O-SeigneurDesAnneaux</w:t>
+        </w:r>
+      </w:hyperlink>
+    </w:p>
+    <w:p>
+      <w:pPr>
+        <w:spacing w:after="176"/>
+        <w:ind w:left="3949"/>
+      </w:pPr>
+    </w:p>
+    <w:p>
+      <w:pPr>
+        <w:spacing w:after="176"/>
+        <w:ind w:left="3949"/>
+      </w:pPr>
+    </w:p>
+    <w:p>
+      <w:pPr>
+        <w:spacing w:after="176"/>
+        <w:ind w:left="3949"/>
+      </w:pPr>
+      <w:r>
+        <w:t>https://github.com/WCoura/TP1-ADO-SeigneurDesAnneaux</w:t>
       </w:r>
     </w:p>
     <w:p>
@@ -366,7 +429,7 @@
     </w:p>
     <w:p>
       <w:pPr>
-        <w:pStyle w:val="Titre2"/>
+        <w:pStyle w:val="Ttulo2"/>
         <w:ind w:left="-5"/>
       </w:pPr>
       <w:r>
@@ -596,7 +659,7 @@
     </w:p>
     <w:p>
       <w:pPr>
-        <w:pStyle w:val="Titre2"/>
+        <w:pStyle w:val="Ttulo2"/>
         <w:ind w:left="-5"/>
       </w:pPr>
       <w:r>
@@ -777,7 +840,7 @@
     </w:p>
     <w:p>
       <w:pPr>
-        <w:pStyle w:val="Titre3"/>
+        <w:pStyle w:val="Ttulo3"/>
         <w:ind w:left="0" w:firstLine="0"/>
       </w:pPr>
       <w:r>
@@ -1032,7 +1095,7 @@
     </w:p>
     <w:p>
       <w:pPr>
-        <w:pStyle w:val="Titre2"/>
+        <w:pStyle w:val="Ttulo2"/>
         <w:ind w:left="-5"/>
       </w:pPr>
       <w:r>
@@ -1841,7 +1904,7 @@
     </w:p>
     <w:p>
       <w:pPr>
-        <w:pStyle w:val="Titre2"/>
+        <w:pStyle w:val="Ttulo2"/>
         <w:ind w:left="-5"/>
       </w:pPr>
       <w:r>
@@ -2717,7 +2780,7 @@
     </w:p>
     <w:p>
       <w:pPr>
-        <w:pStyle w:val="Titre2"/>
+        <w:pStyle w:val="Ttulo2"/>
         <w:ind w:left="-5"/>
       </w:pPr>
       <w:r>
@@ -2739,7 +2802,7 @@
     </w:p>
     <w:p>
       <w:pPr>
-        <w:pStyle w:val="Titre2"/>
+        <w:pStyle w:val="Ttulo2"/>
         <w:ind w:left="-5"/>
       </w:pPr>
       <w:r>
@@ -2780,7 +2843,7 @@
                     <pic:cNvPicPr/>
                   </pic:nvPicPr>
                   <pic:blipFill>
-                    <a:blip r:embed="rId8"/>
+                    <a:blip r:embed="rId9"/>
                     <a:stretch>
                       <a:fillRect/>
                     </a:stretch>
@@ -2835,7 +2898,7 @@
     </w:p>
     <w:p>
       <w:pPr>
-        <w:pStyle w:val="Titre2"/>
+        <w:pStyle w:val="Ttulo2"/>
         <w:ind w:left="-5"/>
       </w:pPr>
       <w:r>
@@ -3165,7 +3228,7 @@
     </w:p>
     <w:p>
       <w:pPr>
-        <w:pStyle w:val="Titre2"/>
+        <w:pStyle w:val="Ttulo2"/>
         <w:ind w:left="-5"/>
       </w:pPr>
       <w:r>
@@ -3564,7 +3627,7 @@
     </w:p>
     <w:p>
       <w:pPr>
-        <w:pStyle w:val="Titre2"/>
+        <w:pStyle w:val="Ttulo2"/>
         <w:ind w:left="-5"/>
       </w:pPr>
       <w:r>
@@ -3988,7 +4051,7 @@
     </w:p>
     <w:p>
       <w:pPr>
-        <w:pStyle w:val="Titre2"/>
+        <w:pStyle w:val="Ttulo2"/>
         <w:ind w:left="-5"/>
       </w:pPr>
       <w:r>
@@ -4436,7 +4499,7 @@
     </w:p>
     <w:p>
       <w:pPr>
-        <w:pStyle w:val="Titre2"/>
+        <w:pStyle w:val="Ttulo2"/>
         <w:ind w:left="-5"/>
       </w:pPr>
       <w:r>
@@ -4452,7 +4515,6 @@
         <w:tblCellMar>
           <w:top w:w="50" w:type="dxa"/>
           <w:left w:w="108" w:type="dxa"/>
-          <w:bottom w:w="0" w:type="dxa"/>
           <w:right w:w="49" w:type="dxa"/>
         </w:tblCellMar>
         <w:tblLook w:val="04A0" w:firstRow="1" w:lastRow="0" w:firstColumn="1" w:lastColumn="0" w:noHBand="0" w:noVBand="1"/>
@@ -5365,7 +5427,7 @@
     </w:p>
     <w:p>
       <w:pPr>
-        <w:pStyle w:val="Titre2"/>
+        <w:pStyle w:val="Ttulo2"/>
         <w:ind w:left="-5"/>
       </w:pPr>
       <w:r>
@@ -5416,7 +5478,7 @@
     </w:p>
     <w:p>
       <w:pPr>
-        <w:pStyle w:val="Titre3"/>
+        <w:pStyle w:val="Ttulo3"/>
         <w:ind w:left="-5"/>
       </w:pPr>
       <w:r>
@@ -5472,7 +5534,7 @@
     </w:p>
     <w:p>
       <w:pPr>
-        <w:pStyle w:val="Titre2"/>
+        <w:pStyle w:val="Ttulo2"/>
         <w:ind w:left="-5"/>
       </w:pPr>
       <w:r>
@@ -5491,12 +5553,12 @@
       <w:r>
         <w:t>SQL Server:</w:t>
       </w:r>
-      <w:hyperlink r:id="rId9">
+      <w:hyperlink r:id="rId10">
         <w:r>
           <w:t xml:space="preserve"> </w:t>
         </w:r>
       </w:hyperlink>
-      <w:hyperlink r:id="rId10">
+      <w:hyperlink r:id="rId11">
         <w:r>
           <w:rPr>
             <w:color w:val="0563C1"/>
@@ -5505,7 +5567,7 @@
           <w:t>https://learn.microsoft.com/fr</w:t>
         </w:r>
       </w:hyperlink>
-      <w:hyperlink r:id="rId11">
+      <w:hyperlink r:id="rId12">
         <w:r>
           <w:rPr>
             <w:color w:val="0563C1"/>
@@ -5514,7 +5576,7 @@
           <w:t>-</w:t>
         </w:r>
       </w:hyperlink>
-      <w:hyperlink r:id="rId12">
+      <w:hyperlink r:id="rId13">
         <w:r>
           <w:rPr>
             <w:color w:val="0563C1"/>
@@ -5523,7 +5585,7 @@
           <w:t>ca/sql/?view=sql</w:t>
         </w:r>
       </w:hyperlink>
-      <w:hyperlink r:id="rId13">
+      <w:hyperlink r:id="rId14">
         <w:r>
           <w:rPr>
             <w:color w:val="0563C1"/>
@@ -5532,7 +5594,7 @@
           <w:t>-</w:t>
         </w:r>
       </w:hyperlink>
-      <w:hyperlink r:id="rId14">
+      <w:hyperlink r:id="rId15">
         <w:r>
           <w:rPr>
             <w:color w:val="0563C1"/>
@@ -5541,7 +5603,7 @@
           <w:t>server</w:t>
         </w:r>
       </w:hyperlink>
-      <w:hyperlink r:id="rId15">
+      <w:hyperlink r:id="rId16">
         <w:r>
           <w:rPr>
             <w:color w:val="0563C1"/>
@@ -5550,7 +5612,7 @@
           <w:t>-</w:t>
         </w:r>
       </w:hyperlink>
-      <w:hyperlink r:id="rId16">
+      <w:hyperlink r:id="rId17">
         <w:r>
           <w:rPr>
             <w:color w:val="0563C1"/>
@@ -5559,7 +5621,7 @@
           <w:t>ver17</w:t>
         </w:r>
       </w:hyperlink>
-      <w:hyperlink r:id="rId17">
+      <w:hyperlink r:id="rId18">
         <w:r>
           <w:t xml:space="preserve"> </w:t>
         </w:r>
@@ -5586,28 +5648,15 @@
         </w:rPr>
         <w:t>ADO .NET:</w:t>
       </w:r>
-      <w:r>
-        <w:fldChar w:fldCharType="begin"/>
-      </w:r>
-      <w:r>
-        <w:rPr>
-          <w:lang w:val="pt-BR"/>
-        </w:rPr>
-        <w:instrText>HYPERLINK "https://learn.microsoft.com/fr-ca/dotnet/framework/data/adonet/" \h</w:instrText>
-      </w:r>
-      <w:r>
-        <w:fldChar w:fldCharType="separate"/>
-      </w:r>
-      <w:r>
-        <w:rPr>
-          <w:lang w:val="pt-BR"/>
-        </w:rPr>
-        <w:t xml:space="preserve"> </w:t>
-      </w:r>
-      <w:r>
-        <w:fldChar w:fldCharType="end"/>
-      </w:r>
-      <w:hyperlink r:id="rId18">
+      <w:hyperlink r:id="rId19">
+        <w:r>
+          <w:rPr>
+            <w:lang w:val="pt-BR"/>
+          </w:rPr>
+          <w:t xml:space="preserve"> </w:t>
+        </w:r>
+      </w:hyperlink>
+      <w:hyperlink r:id="rId20">
         <w:r>
           <w:rPr>
             <w:color w:val="0563C1"/>
@@ -5617,7 +5666,7 @@
           <w:t>https://learn.microsoft.com/fr</w:t>
         </w:r>
       </w:hyperlink>
-      <w:hyperlink r:id="rId19">
+      <w:hyperlink r:id="rId21">
         <w:r>
           <w:rPr>
             <w:color w:val="0563C1"/>
@@ -5627,7 +5676,7 @@
           <w:t>-</w:t>
         </w:r>
       </w:hyperlink>
-      <w:hyperlink r:id="rId20">
+      <w:hyperlink r:id="rId22">
         <w:r>
           <w:rPr>
             <w:color w:val="0563C1"/>
@@ -5637,7 +5686,7 @@
           <w:t>ca/dotnet/framework/data/adonet/</w:t>
         </w:r>
       </w:hyperlink>
-      <w:hyperlink r:id="rId21">
+      <w:hyperlink r:id="rId23">
         <w:r>
           <w:rPr>
             <w:lang w:val="pt-BR"/>
@@ -5671,7 +5720,7 @@
         <w:tab/>
         <w:t>GIT:</w:t>
       </w:r>
-      <w:hyperlink r:id="rId22">
+      <w:hyperlink r:id="rId24">
         <w:r>
           <w:rPr>
             <w:lang w:val="pt-BR"/>
@@ -5679,7 +5728,7 @@
           <w:t xml:space="preserve"> </w:t>
         </w:r>
       </w:hyperlink>
-      <w:hyperlink r:id="rId23">
+      <w:hyperlink r:id="rId25">
         <w:r>
           <w:rPr>
             <w:color w:val="0563C1"/>
@@ -5689,7 +5738,7 @@
           <w:t>https://git</w:t>
         </w:r>
       </w:hyperlink>
-      <w:hyperlink r:id="rId24">
+      <w:hyperlink r:id="rId26">
         <w:r>
           <w:rPr>
             <w:color w:val="0563C1"/>
@@ -5699,7 +5748,7 @@
           <w:t>-</w:t>
         </w:r>
       </w:hyperlink>
-      <w:hyperlink r:id="rId25">
+      <w:hyperlink r:id="rId27">
         <w:r>
           <w:rPr>
             <w:color w:val="0563C1"/>
@@ -5709,7 +5758,7 @@
           <w:t>scm.com/doc</w:t>
         </w:r>
       </w:hyperlink>
-      <w:hyperlink r:id="rId26">
+      <w:hyperlink r:id="rId28">
         <w:r>
           <w:rPr>
             <w:lang w:val="pt-BR"/>
@@ -5770,7 +5819,7 @@
     </w:p>
     <w:p>
       <w:pPr>
-        <w:pStyle w:val="Titre2"/>
+        <w:pStyle w:val="Ttulo2"/>
         <w:ind w:left="0" w:firstLine="0"/>
       </w:pPr>
       <w:r>
@@ -5856,12 +5905,12 @@
       </w:r>
     </w:p>
     <w:sectPr>
-      <w:headerReference w:type="even" r:id="rId27"/>
-      <w:headerReference w:type="default" r:id="rId28"/>
-      <w:footerReference w:type="even" r:id="rId29"/>
-      <w:footerReference w:type="default" r:id="rId30"/>
-      <w:headerReference w:type="first" r:id="rId31"/>
-      <w:footerReference w:type="first" r:id="rId32"/>
+      <w:headerReference w:type="even" r:id="rId29"/>
+      <w:headerReference w:type="default" r:id="rId30"/>
+      <w:footerReference w:type="even" r:id="rId31"/>
+      <w:footerReference w:type="default" r:id="rId32"/>
+      <w:headerReference w:type="first" r:id="rId33"/>
+      <w:footerReference w:type="first" r:id="rId34"/>
       <w:pgSz w:w="12240" w:h="15840"/>
       <w:pgMar w:top="1440" w:right="1462" w:bottom="1451" w:left="1440" w:header="720" w:footer="720" w:gutter="0"/>
       <w:cols w:space="720"/>
@@ -9074,10 +9123,10 @@
       <w:sz w:val="22"/>
     </w:rPr>
   </w:style>
-  <w:style w:type="paragraph" w:styleId="Titre1">
+  <w:style w:type="paragraph" w:styleId="Ttulo1">
     <w:name w:val="heading 1"/>
     <w:next w:val="Normal"/>
-    <w:link w:val="Titre1Car"/>
+    <w:link w:val="Ttulo1Char"/>
     <w:uiPriority w:val="9"/>
     <w:qFormat/>
     <w:pPr>
@@ -9093,10 +9142,10 @@
       <w:sz w:val="72"/>
     </w:rPr>
   </w:style>
-  <w:style w:type="paragraph" w:styleId="Titre2">
+  <w:style w:type="paragraph" w:styleId="Ttulo2">
     <w:name w:val="heading 2"/>
     <w:next w:val="Normal"/>
-    <w:link w:val="Titre2Car"/>
+    <w:link w:val="Ttulo2Char"/>
     <w:uiPriority w:val="9"/>
     <w:unhideWhenUsed/>
     <w:qFormat/>
@@ -9113,10 +9162,10 @@
       <w:sz w:val="32"/>
     </w:rPr>
   </w:style>
-  <w:style w:type="paragraph" w:styleId="Titre3">
+  <w:style w:type="paragraph" w:styleId="Ttulo3">
     <w:name w:val="heading 3"/>
     <w:next w:val="Normal"/>
-    <w:link w:val="Titre3Car"/>
+    <w:link w:val="Ttulo3Char"/>
     <w:uiPriority w:val="9"/>
     <w:unhideWhenUsed/>
     <w:qFormat/>
@@ -9133,13 +9182,12 @@
       <w:sz w:val="26"/>
     </w:rPr>
   </w:style>
-  <w:style w:type="character" w:default="1" w:styleId="Policepardfaut">
+  <w:style w:type="character" w:default="1" w:styleId="Fontepargpadro">
     <w:name w:val="Default Paragraph Font"/>
     <w:uiPriority w:val="1"/>
-    <w:semiHidden/>
     <w:unhideWhenUsed/>
   </w:style>
-  <w:style w:type="table" w:default="1" w:styleId="TableauNormal">
+  <w:style w:type="table" w:default="1" w:styleId="Tabelanormal">
     <w:name w:val="Normal Table"/>
     <w:uiPriority w:val="99"/>
     <w:semiHidden/>
@@ -9154,33 +9202,33 @@
       </w:tblCellMar>
     </w:tblPr>
   </w:style>
-  <w:style w:type="numbering" w:default="1" w:styleId="Aucuneliste">
+  <w:style w:type="numbering" w:default="1" w:styleId="Semlista">
     <w:name w:val="No List"/>
     <w:uiPriority w:val="99"/>
     <w:semiHidden/>
     <w:unhideWhenUsed/>
   </w:style>
-  <w:style w:type="character" w:customStyle="1" w:styleId="Titre3Car">
-    <w:name w:val="Titre 3 Car"/>
-    <w:link w:val="Titre3"/>
+  <w:style w:type="character" w:customStyle="1" w:styleId="Ttulo3Char">
+    <w:name w:val="Título 3 Char"/>
+    <w:link w:val="Ttulo3"/>
     <w:rPr>
       <w:rFonts w:ascii="Arial" w:eastAsia="Arial" w:hAnsi="Arial" w:cs="Arial"/>
       <w:color w:val="2F5496"/>
       <w:sz w:val="26"/>
     </w:rPr>
   </w:style>
-  <w:style w:type="character" w:customStyle="1" w:styleId="Titre2Car">
-    <w:name w:val="Titre 2 Car"/>
-    <w:link w:val="Titre2"/>
+  <w:style w:type="character" w:customStyle="1" w:styleId="Ttulo2Char">
+    <w:name w:val="Título 2 Char"/>
+    <w:link w:val="Ttulo2"/>
     <w:rPr>
       <w:rFonts w:ascii="Arial" w:eastAsia="Arial" w:hAnsi="Arial" w:cs="Arial"/>
       <w:color w:val="2F5496"/>
       <w:sz w:val="32"/>
     </w:rPr>
   </w:style>
-  <w:style w:type="character" w:customStyle="1" w:styleId="Titre1Car">
-    <w:name w:val="Titre 1 Car"/>
-    <w:link w:val="Titre1"/>
+  <w:style w:type="character" w:customStyle="1" w:styleId="Ttulo1Char">
+    <w:name w:val="Título 1 Char"/>
+    <w:link w:val="Ttulo1"/>
     <w:rPr>
       <w:rFonts w:ascii="Arial" w:eastAsia="Arial" w:hAnsi="Arial" w:cs="Arial"/>
       <w:color w:val="1F4E79"/>
@@ -9200,6 +9248,41 @@
         <w:right w:w="0" w:type="dxa"/>
       </w:tblCellMar>
     </w:tblPr>
+  </w:style>
+  <w:style w:type="character" w:styleId="Hyperlink">
+    <w:name w:val="Hyperlink"/>
+    <w:basedOn w:val="Fontepargpadro"/>
+    <w:uiPriority w:val="99"/>
+    <w:unhideWhenUsed/>
+    <w:rsid w:val="00F75F86"/>
+    <w:rPr>
+      <w:color w:val="467886" w:themeColor="hyperlink"/>
+      <w:u w:val="single"/>
+    </w:rPr>
+  </w:style>
+  <w:style w:type="character" w:styleId="MenoPendente">
+    <w:name w:val="Unresolved Mention"/>
+    <w:basedOn w:val="Fontepargpadro"/>
+    <w:uiPriority w:val="99"/>
+    <w:semiHidden/>
+    <w:unhideWhenUsed/>
+    <w:rsid w:val="00F75F86"/>
+    <w:rPr>
+      <w:color w:val="605E5C"/>
+      <w:shd w:val="clear" w:color="auto" w:fill="E1DFDD"/>
+    </w:rPr>
+  </w:style>
+  <w:style w:type="character" w:styleId="HiperlinkVisitado">
+    <w:name w:val="FollowedHyperlink"/>
+    <w:basedOn w:val="Fontepargpadro"/>
+    <w:uiPriority w:val="99"/>
+    <w:semiHidden/>
+    <w:unhideWhenUsed/>
+    <w:rsid w:val="00F75F86"/>
+    <w:rPr>
+      <w:color w:val="96607D" w:themeColor="followedHyperlink"/>
+      <w:u w:val="single"/>
+    </w:rPr>
   </w:style>
 </w:styles>
 </file>
